--- a/docs/BRIEFING-BOOK.docx
+++ b/docs/BRIEFING-BOOK.docx
@@ -5457,6 +5457,17 @@
     </w:p>
     <w:p>
       <w:pPr>
+        <w:spacing w:after="160" w:before="0" w:line="288"/>
+      </w:pPr>
+      <w:r>
+        <w:rPr>
+          <w:rFonts w:ascii="Arial" w:cs="Arial" w:eastAsia="Arial" w:hAnsi="Arial"/>
+        </w:rPr>
+        <w:t xml:space="preserve">Evidence photographs are read the same way. The bucket is private, so the app mints a short-lived signed URL per view, under a policy that scopes reads to the officer who uploaded the photo — admins see all. There is no public object URL to guess, and the backend still reads the bytes directly with its service-role key when it builds the notice.</w:t>
+      </w:r>
+    </w:p>
+    <w:p>
+      <w:pPr>
         <w:pStyle w:val="Heading2"/>
         <w:spacing w:after="120" w:before="320"/>
       </w:pPr>
@@ -7592,7 +7603,7 @@
         <w:rPr>
           <w:rFonts w:ascii="Arial" w:cs="Arial" w:eastAsia="Arial" w:hAnsi="Arial"/>
         </w:rPr>
-        <w:t xml:space="preserve">Two things we already know. Tests around the rule engine first — it is pure functions with no I/O, the easiest code in the project to test and the most important to get right. And surface every extracted field in the interface from day one; we currently extract and rule on the product name without ever showing it, which is exactly the sort of drift that a test would have caught.</w:t>
+        <w:t xml:space="preserve">Two things. Tests around the rule engine first — it is pure functions with no I/O, the easiest code in the project to test and the most important to get right. And keep the frontend types in lockstep with the backend schema: the product name was extracted and adjudicated for a while before the results screen ever showed it, which one generated shared type would have prevented.</w:t>
       </w:r>
     </w:p>
     <w:p>
@@ -7645,27 +7656,41 @@
           <w:sz w:val="22"/>
           <w:szCs w:val="22"/>
         </w:rPr>
-        <w:t xml:space="preserve">Product name is checked but never shown  </w:t>
+        <w:t xml:space="preserve">Evidence photos need the storage read policy applied  </w:t>
       </w:r>
       <w:r>
         <w:rPr>
           <w:rFonts w:ascii="Consolas" w:cs="Consolas" w:eastAsia="Consolas" w:hAnsi="Consolas"/>
-          <w:color w:val="991B1B"/>
+          <w:color w:val="B45309"/>
           <w:sz w:val="16"/>
           <w:szCs w:val="16"/>
         </w:rPr>
-        <w:t xml:space="preserve">[REAL GAP]</w:t>
-      </w:r>
-    </w:p>
-    <w:p>
-      <w:pPr>
-        <w:spacing w:after="110" w:before="0" w:line="288"/>
-      </w:pPr>
-      <w:r>
-        <w:rPr>
-          <w:rFonts w:ascii="Arial" w:cs="Arial" w:eastAsia="Arial" w:hAnsi="Arial"/>
-        </w:rPr>
-        <w:t xml:space="preserve">The backend extracts </w:t>
+        <w:t xml:space="preserve">[SETUP STEP]</w:t>
+      </w:r>
+    </w:p>
+    <w:p>
+      <w:pPr>
+        <w:spacing w:after="60" w:before="0" w:line="288"/>
+      </w:pPr>
+      <w:r>
+        <w:rPr>
+          <w:rFonts w:ascii="Arial" w:cs="Arial" w:eastAsia="Arial" w:hAnsi="Arial"/>
+        </w:rPr>
+        <w:t xml:space="preserve">The scan detail view mints short-lived </w:t>
+      </w:r>
+      <w:r>
+        <w:rPr>
+          <w:rFonts w:ascii="Arial" w:cs="Arial" w:eastAsia="Arial" w:hAnsi="Arial"/>
+          <w:b/>
+          <w:bCs/>
+        </w:rPr>
+        <w:t xml:space="preserve">signed URLs</w:t>
+      </w:r>
+      <w:r>
+        <w:rPr>
+          <w:rFonts w:ascii="Arial" w:cs="Arial" w:eastAsia="Arial" w:hAnsi="Arial"/>
+        </w:rPr>
+        <w:t xml:space="preserve"> for the two evidence photographs, which requires the </w:t>
       </w:r>
       <w:r>
         <w:rPr>
@@ -7674,88 +7699,28 @@
           <w:sz w:val="19"/>
           <w:szCs w:val="19"/>
         </w:rPr>
-        <w:t xml:space="preserve">product_name</w:t>
-      </w:r>
-      <w:r>
-        <w:rPr>
-          <w:rFonts w:ascii="Arial" w:cs="Arial" w:eastAsia="Arial" w:hAnsi="Arial"/>
-        </w:rPr>
-        <w:t xml:space="preserve">, rules on it under Rule 6(1)(b), stores it and prints it on the notice — but the frontend's type definition omits the field and no screen displays it. An officer can therefore see a violation for a missing generic name without seeing the name that was read.</w:t>
-      </w:r>
-    </w:p>
-    <w:p>
-      <w:pPr>
-        <w:spacing w:after="160" w:before="0" w:line="288"/>
-      </w:pPr>
-      <w:r>
-        <w:rPr>
-          <w:rFonts w:ascii="Arial" w:cs="Arial" w:eastAsia="Arial" w:hAnsi="Arial"/>
-          <w:b/>
-          <w:bCs/>
-        </w:rPr>
-        <w:t xml:space="preserve">If asked:</w:t>
-      </w:r>
-      <w:r>
-        <w:rPr>
-          <w:rFonts w:ascii="Arial" w:cs="Arial" w:eastAsia="Arial" w:hAnsi="Arial"/>
-        </w:rPr>
-        <w:t xml:space="preserve"> "Known gap — the field is extracted and adjudicated correctly end to end; the results screen just has not been updated to display it. It is a type definition and one row of markup."</w:t>
-      </w:r>
-    </w:p>
-    <w:p>
-      <w:pPr>
-        <w:keepNext/>
-        <w:spacing w:after="90" w:before="280"/>
-      </w:pPr>
-      <w:r>
-        <w:rPr>
-          <w:rFonts w:ascii="Arial" w:cs="Arial" w:eastAsia="Arial" w:hAnsi="Arial"/>
-          <w:b/>
-          <w:bCs/>
-          <w:color w:val="141C24"/>
-          <w:sz w:val="22"/>
-          <w:szCs w:val="22"/>
-        </w:rPr>
-        <w:t xml:space="preserve">Evidence thumbnails may not load in the scan detail view  </w:t>
+        <w:t xml:space="preserve">evidence_read_own_or_admin</w:t>
+      </w:r>
+      <w:r>
+        <w:rPr>
+          <w:rFonts w:ascii="Arial" w:cs="Arial" w:eastAsia="Arial" w:hAnsi="Arial"/>
+        </w:rPr>
+        <w:t xml:space="preserve"> policy in </w:t>
       </w:r>
       <w:r>
         <w:rPr>
           <w:rFonts w:ascii="Consolas" w:cs="Consolas" w:eastAsia="Consolas" w:hAnsi="Consolas"/>
-          <w:color w:val="991B1B"/>
-          <w:sz w:val="16"/>
-          <w:szCs w:val="16"/>
-        </w:rPr>
-        <w:t xml:space="preserve">[REAL GAP]</w:t>
-      </w:r>
-    </w:p>
-    <w:p>
-      <w:pPr>
-        <w:spacing w:after="110" w:before="0" w:line="288"/>
-      </w:pPr>
-      <w:r>
-        <w:rPr>
-          <w:rFonts w:ascii="Arial" w:cs="Arial" w:eastAsia="Arial" w:hAnsi="Arial"/>
-        </w:rPr>
-        <w:t xml:space="preserve">The bucket is created private with an upload-only policy, but the frontend builds a public object URL for the thumbnails. Unless the bucket was later flipped to public in the dashboard, those images will fail to load. The PDF is unaffected — it fetches the bytes server-side with the service-role key and embeds them.</w:t>
-      </w:r>
-    </w:p>
-    <w:p>
-      <w:pPr>
-        <w:spacing w:after="160" w:before="0" w:line="288"/>
-      </w:pPr>
-      <w:r>
-        <w:rPr>
-          <w:rFonts w:ascii="Arial" w:cs="Arial" w:eastAsia="Arial" w:hAnsi="Arial"/>
-          <w:b/>
-          <w:bCs/>
-        </w:rPr>
-        <w:t xml:space="preserve">If asked:</w:t>
-      </w:r>
-      <w:r>
-        <w:rPr>
-          <w:rFonts w:ascii="Arial" w:cs="Arial" w:eastAsia="Arial" w:hAnsi="Arial"/>
-        </w:rPr>
-        <w:t xml:space="preserve"> "The correct fix is signed URLs rather than making the bucket public — evidence photographs should not be readable by anyone with a guessable link." Check this before the demo and, if it is broken, show the evidence through the generated notice instead.</w:t>
+          <w:color w:val="223344"/>
+          <w:sz w:val="19"/>
+          <w:szCs w:val="19"/>
+        </w:rPr>
+        <w:t xml:space="preserve">supabase/schema.sql</w:t>
+      </w:r>
+      <w:r>
+        <w:rPr>
+          <w:rFonts w:ascii="Arial" w:cs="Arial" w:eastAsia="Arial" w:hAnsi="Arial"/>
+        </w:rPr>
+        <w:t xml:space="preserve">. If that file has not been re-run in the Supabase SQL editor since the policy was added, the thumbnails will be blank. The generated notice is unaffected either way — it embeds the images server-side with the service-role key.</w:t>
       </w:r>
     </w:p>
     <w:p>
@@ -8818,7 +8783,22 @@
         <w:rPr>
           <w:rFonts w:ascii="Arial" w:cs="Arial" w:eastAsia="Arial" w:hAnsi="Arial"/>
         </w:rPr>
-        <w:t xml:space="preserve">Confirm the evidence thumbnails render on the scan detail screen. If they do not, show the evidence through the generated notice instead (see chapter 11).</w:t>
+        <w:t xml:space="preserve">Confirm the evidence thumbnails render on the scan detail screen. They need the storage read policy from </w:t>
+      </w:r>
+      <w:r>
+        <w:rPr>
+          <w:rFonts w:ascii="Consolas" w:cs="Consolas" w:eastAsia="Consolas" w:hAnsi="Consolas"/>
+          <w:color w:val="223344"/>
+          <w:sz w:val="19"/>
+          <w:szCs w:val="19"/>
+        </w:rPr>
+        <w:t xml:space="preserve">supabase/schema.sql</w:t>
+      </w:r>
+      <w:r>
+        <w:rPr>
+          <w:rFonts w:ascii="Arial" w:cs="Arial" w:eastAsia="Arial" w:hAnsi="Arial"/>
+        </w:rPr>
+        <w:t xml:space="preserve"> to have been applied — if they are blank, re-run that file in the Supabase SQL editor.</w:t>
       </w:r>
     </w:p>
     <w:p>

--- a/docs/BRIEFING-BOOK.docx
+++ b/docs/BRIEFING-BOOK.docx
@@ -2330,7 +2330,7 @@
                 <w:sz w:val="19"/>
                 <w:szCs w:val="19"/>
               </w:rPr>
-              <w:t xml:space="preserve">GET /health</w:t>
+              <w:t xml:space="preserve">GET /api/scans/{id}/evidence</w:t>
             </w:r>
           </w:p>
         </w:tc>
@@ -2352,7 +2352,7 @@
               <w:rPr>
                 <w:rFonts w:ascii="Arial" w:cs="Arial" w:eastAsia="Arial" w:hAnsi="Arial"/>
               </w:rPr>
-              <w:t xml:space="preserve">None</w:t>
+              <w:t xml:space="preserve">Bearer token; owner or admin only</w:t>
             </w:r>
           </w:p>
         </w:tc>
@@ -2374,7 +2374,7 @@
               <w:rPr>
                 <w:rFonts w:ascii="Arial" w:cs="Arial" w:eastAsia="Arial" w:hAnsi="Arial"/>
               </w:rPr>
-              <w:t xml:space="preserve">Liveness probe — Render pings it; also reports the configured model.</w:t>
+              <w:t xml:space="preserve">Mints short-lived signed URLs for the two evidence photos. Read-only.</w:t>
             </w:r>
           </w:p>
         </w:tc>
@@ -2401,6 +2401,77 @@
                 <w:sz w:val="19"/>
                 <w:szCs w:val="19"/>
               </w:rPr>
+              <w:t xml:space="preserve">GET /health</w:t>
+            </w:r>
+          </w:p>
+        </w:tc>
+        <w:tc>
+          <w:tcPr>
+            <w:tcW w:type="dxa" w:w="2500"/>
+            <w:tcMar>
+              <w:top w:type="dxa" w:w="90"/>
+              <w:left w:type="dxa" w:w="130"/>
+              <w:bottom w:type="dxa" w:w="90"/>
+              <w:right w:type="dxa" w:w="130"/>
+            </w:tcMar>
+          </w:tcPr>
+          <w:p>
+            <w:pPr>
+              <w:spacing w:after="0" w:line="264"/>
+            </w:pPr>
+            <w:r>
+              <w:rPr>
+                <w:rFonts w:ascii="Arial" w:cs="Arial" w:eastAsia="Arial" w:hAnsi="Arial"/>
+              </w:rPr>
+              <w:t xml:space="preserve">None</w:t>
+            </w:r>
+          </w:p>
+        </w:tc>
+        <w:tc>
+          <w:tcPr>
+            <w:tcW w:type="dxa" w:w="4160"/>
+            <w:tcMar>
+              <w:top w:type="dxa" w:w="90"/>
+              <w:left w:type="dxa" w:w="130"/>
+              <w:bottom w:type="dxa" w:w="90"/>
+              <w:right w:type="dxa" w:w="130"/>
+            </w:tcMar>
+          </w:tcPr>
+          <w:p>
+            <w:pPr>
+              <w:spacing w:after="0" w:line="264"/>
+            </w:pPr>
+            <w:r>
+              <w:rPr>
+                <w:rFonts w:ascii="Arial" w:cs="Arial" w:eastAsia="Arial" w:hAnsi="Arial"/>
+              </w:rPr>
+              <w:t xml:space="preserve">Liveness probe — Render pings it; also reports the configured model.</w:t>
+            </w:r>
+          </w:p>
+        </w:tc>
+      </w:tr>
+      <w:tr>
+        <w:tc>
+          <w:tcPr>
+            <w:tcW w:type="dxa" w:w="2700"/>
+            <w:tcMar>
+              <w:top w:type="dxa" w:w="90"/>
+              <w:left w:type="dxa" w:w="130"/>
+              <w:bottom w:type="dxa" w:w="90"/>
+              <w:right w:type="dxa" w:w="130"/>
+            </w:tcMar>
+          </w:tcPr>
+          <w:p>
+            <w:pPr>
+              <w:spacing w:after="0" w:line="264"/>
+            </w:pPr>
+            <w:r>
+              <w:rPr>
+                <w:rFonts w:ascii="Consolas" w:cs="Consolas" w:eastAsia="Consolas" w:hAnsi="Consolas"/>
+                <w:color w:val="223344"/>
+                <w:sz w:val="19"/>
+                <w:szCs w:val="19"/>
+              </w:rPr>
               <w:t xml:space="preserve">GET /docs</w:t>
             </w:r>
           </w:p>
@@ -2465,7 +2536,7 @@
           <w:rFonts w:ascii="Arial" w:cs="Arial" w:eastAsia="Arial" w:hAnsi="Arial"/>
           <w:color w:val="5A6672"/>
         </w:rPr>
-        <w:t xml:space="preserve">Four endpoints, and only one of them writes anything. That small surface is deliberate: it makes the security story short enough to state in a sentence.</w:t>
+        <w:t xml:space="preserve">Five endpoints, and only one of them writes anything. That small surface is deliberate: it makes the security story short enough to state in a sentence.</w:t>
       </w:r>
     </w:p>
     <w:p>
@@ -5463,7 +5534,7 @@
         <w:rPr>
           <w:rFonts w:ascii="Arial" w:cs="Arial" w:eastAsia="Arial" w:hAnsi="Arial"/>
         </w:rPr>
-        <w:t xml:space="preserve">Evidence photographs are read the same way. The bucket is private, so the app mints a short-lived signed URL per view, under a policy that scopes reads to the officer who uploaded the photo — admins see all. There is no public object URL to guess, and the backend still reads the bytes directly with its service-role key when it builds the notice.</w:t>
+        <w:t xml:space="preserve">Evidence photographs are read the same way. The app never touches the bucket directly: it asks the backend, which checks the same owner-or-admin rule as the notice and then mints a short-lived signed URL with its service-role key. Nothing about that depends on a storage policy, and the link expires.</w:t>
       </w:r>
     </w:p>
     <w:p>
@@ -7656,41 +7727,27 @@
           <w:sz w:val="22"/>
           <w:szCs w:val="22"/>
         </w:rPr>
-        <w:t xml:space="preserve">Evidence photos need the storage read policy applied  </w:t>
+        <w:t xml:space="preserve">The evidence bucket is currently public in the deployed project  </w:t>
       </w:r>
       <w:r>
         <w:rPr>
           <w:rFonts w:ascii="Consolas" w:cs="Consolas" w:eastAsia="Consolas" w:hAnsi="Consolas"/>
-          <w:color w:val="B45309"/>
+          <w:color w:val="991B1B"/>
           <w:sz w:val="16"/>
           <w:szCs w:val="16"/>
         </w:rPr>
-        <w:t xml:space="preserve">[SETUP STEP]</w:t>
-      </w:r>
-    </w:p>
-    <w:p>
-      <w:pPr>
-        <w:spacing w:after="60" w:before="0" w:line="288"/>
-      </w:pPr>
-      <w:r>
-        <w:rPr>
-          <w:rFonts w:ascii="Arial" w:cs="Arial" w:eastAsia="Arial" w:hAnsi="Arial"/>
-        </w:rPr>
-        <w:t xml:space="preserve">The scan detail view mints short-lived </w:t>
-      </w:r>
-      <w:r>
-        <w:rPr>
-          <w:rFonts w:ascii="Arial" w:cs="Arial" w:eastAsia="Arial" w:hAnsi="Arial"/>
-          <w:b/>
-          <w:bCs/>
-        </w:rPr>
-        <w:t xml:space="preserve">signed URLs</w:t>
-      </w:r>
-      <w:r>
-        <w:rPr>
-          <w:rFonts w:ascii="Arial" w:cs="Arial" w:eastAsia="Arial" w:hAnsi="Arial"/>
-        </w:rPr>
-        <w:t xml:space="preserve"> for the two evidence photographs, which requires the </w:t>
+        <w:t xml:space="preserve">[REAL GAP]</w:t>
+      </w:r>
+    </w:p>
+    <w:p>
+      <w:pPr>
+        <w:spacing w:after="110" w:before="0" w:line="288"/>
+      </w:pPr>
+      <w:r>
+        <w:rPr>
+          <w:rFonts w:ascii="Arial" w:cs="Arial" w:eastAsia="Arial" w:hAnsi="Arial"/>
+        </w:rPr>
+        <w:t xml:space="preserve">The schema creates </w:t>
       </w:r>
       <w:r>
         <w:rPr>
@@ -7699,28 +7756,32 @@
           <w:sz w:val="19"/>
           <w:szCs w:val="19"/>
         </w:rPr>
-        <w:t xml:space="preserve">evidence_read_own_or_admin</w:t>
-      </w:r>
-      <w:r>
-        <w:rPr>
-          <w:rFonts w:ascii="Arial" w:cs="Arial" w:eastAsia="Arial" w:hAnsi="Arial"/>
-        </w:rPr>
-        <w:t xml:space="preserve"> policy in </w:t>
-      </w:r>
-      <w:r>
-        <w:rPr>
-          <w:rFonts w:ascii="Consolas" w:cs="Consolas" w:eastAsia="Consolas" w:hAnsi="Consolas"/>
-          <w:color w:val="223344"/>
-          <w:sz w:val="19"/>
-          <w:szCs w:val="19"/>
-        </w:rPr>
-        <w:t xml:space="preserve">supabase/schema.sql</w:t>
-      </w:r>
-      <w:r>
-        <w:rPr>
-          <w:rFonts w:ascii="Arial" w:cs="Arial" w:eastAsia="Arial" w:hAnsi="Arial"/>
-        </w:rPr>
-        <w:t xml:space="preserve">. If that file has not been re-run in the Supabase SQL editor since the policy was added, the thumbnails will be blank. The generated notice is unaffected either way — it embeds the images server-side with the service-role key.</w:t>
+        <w:t xml:space="preserve">evidence-photos</w:t>
+      </w:r>
+      <w:r>
+        <w:rPr>
+          <w:rFonts w:ascii="Arial" w:cs="Arial" w:eastAsia="Arial" w:hAnsi="Arial"/>
+        </w:rPr>
+        <w:t xml:space="preserve"> as a private bucket, but in the live Supabase project the bucket's public flag is on — so anyone holding an object URL can fetch an evidence photograph without signing in. The filenames are random UUIDs, which is obscurity, not access control. The app no longer relies on that flag (it uses backend-minted signed URLs), so the bucket can be switched to private in the Supabase dashboard with nothing breaking — including the notice.</w:t>
+      </w:r>
+    </w:p>
+    <w:p>
+      <w:pPr>
+        <w:spacing w:after="160" w:before="0" w:line="288"/>
+      </w:pPr>
+      <w:r>
+        <w:rPr>
+          <w:rFonts w:ascii="Arial" w:cs="Arial" w:eastAsia="Arial" w:hAnsi="Arial"/>
+          <w:b/>
+          <w:bCs/>
+        </w:rPr>
+        <w:t xml:space="preserve">If asked:</w:t>
+      </w:r>
+      <w:r>
+        <w:rPr>
+          <w:rFonts w:ascii="Arial" w:cs="Arial" w:eastAsia="Arial" w:hAnsi="Arial"/>
+        </w:rPr>
+        <w:t xml:space="preserve"> "Verified and fixable in one toggle — the application layer already assumes the bucket is private."</w:t>
       </w:r>
     </w:p>
     <w:p>
@@ -8783,22 +8844,7 @@
         <w:rPr>
           <w:rFonts w:ascii="Arial" w:cs="Arial" w:eastAsia="Arial" w:hAnsi="Arial"/>
         </w:rPr>
-        <w:t xml:space="preserve">Confirm the evidence thumbnails render on the scan detail screen. They need the storage read policy from </w:t>
-      </w:r>
-      <w:r>
-        <w:rPr>
-          <w:rFonts w:ascii="Consolas" w:cs="Consolas" w:eastAsia="Consolas" w:hAnsi="Consolas"/>
-          <w:color w:val="223344"/>
-          <w:sz w:val="19"/>
-          <w:szCs w:val="19"/>
-        </w:rPr>
-        <w:t xml:space="preserve">supabase/schema.sql</w:t>
-      </w:r>
-      <w:r>
-        <w:rPr>
-          <w:rFonts w:ascii="Arial" w:cs="Arial" w:eastAsia="Arial" w:hAnsi="Arial"/>
-        </w:rPr>
-        <w:t xml:space="preserve"> to have been applied — if they are blank, re-run that file in the Supabase SQL editor.</w:t>
+        <w:t xml:space="preserve">Open one past record and confirm the evidence thumbnails load — they come from the backend, so this also proves the API is awake.</w:t>
       </w:r>
     </w:p>
     <w:p>

--- a/docs/BRIEFING-BOOK.docx
+++ b/docs/BRIEFING-BOOK.docx
@@ -173,7 +173,7 @@
               <w:rPr>
                 <w:rFonts w:ascii="Arial" w:cs="Arial" w:eastAsia="Arial" w:hAnsi="Arial"/>
               </w:rPr>
-              <w:t xml:space="preserve">React 19 + TypeScript · FastAPI · Supabase (Postgres, Auth, Storage) · Gemini 3.5 Flash Lite</w:t>
+              <w:t xml:space="preserve">React 19 + TypeScript · FastAPI · Supabase (Postgres, Auth, Storage) · Gemini 3.5 Flash</w:t>
             </w:r>
           </w:p>
         </w:tc>
@@ -510,7 +510,7 @@
         <w:rPr>
           <w:rFonts w:ascii="Arial" w:cs="Arial" w:eastAsia="Arial" w:hAnsi="Arial"/>
         </w:rPr>
-        <w:t xml:space="preserve">10. The question bank — 32 questions with answers</w:t>
+        <w:t xml:space="preserve">10. The question bank — 39 questions with answers</w:t>
       </w:r>
     </w:p>
     <w:p>
@@ -609,7 +609,7 @@
         <w:rPr>
           <w:rFonts w:ascii="Arial" w:cs="Arial" w:eastAsia="Arial" w:hAnsi="Arial"/>
         </w:rPr>
-        <w:t xml:space="preserve">An officer opens the app on a phone, photographs the front and back of a package, and picks a category. Within seconds they get a verdict — </w:t>
+        <w:t xml:space="preserve">An officer opens the app on a phone, photographs the package — one panel, or up to four when the declarations are spread around it — and picks a category. Within seconds they get a verdict — </w:t>
       </w:r>
       <w:r>
         <w:rPr>
@@ -817,7 +817,7 @@
               <w:rPr>
                 <w:rFonts w:ascii="Arial" w:cs="Arial" w:eastAsia="Arial" w:hAnsi="Arial"/>
               </w:rPr>
-              <w:t xml:space="preserve">Gemini's only job is to turn two photographs into structured fields. Whether those fields satisfy the law is decided by plain Python — deterministic, auditable, identical every run.</w:t>
+              <w:t xml:space="preserve">Gemini's only job is to turn the photographs into structured fields. Whether those fields satisfy the law is decided by plain Python — deterministic, auditable, identical every run.</w:t>
             </w:r>
           </w:p>
         </w:tc>
@@ -1447,7 +1447,7 @@
         <w:rPr>
           <w:rFonts w:ascii="Arial" w:cs="Arial" w:eastAsia="Arial" w:hAnsi="Arial"/>
         </w:rPr>
-        <w:t xml:space="preserve"> uploads the front and back photographs straight into Supabase </w:t>
+        <w:t xml:space="preserve"> uploads one to four photographs straight into Supabase </w:t>
       </w:r>
       <w:r>
         <w:rPr>
@@ -1552,7 +1552,7 @@
         <w:rPr>
           <w:rFonts w:ascii="Arial" w:cs="Arial" w:eastAsia="Arial" w:hAnsi="Arial"/>
         </w:rPr>
-        <w:t xml:space="preserve">FastAPI pulls the image bytes back out of Storage with its service-role key and sends both images to </w:t>
+        <w:t xml:space="preserve">FastAPI pulls the image bytes back out of Storage with its service-role key and sends every image to </w:t>
       </w:r>
       <w:r>
         <w:rPr>
@@ -1566,7 +1566,7 @@
         <w:rPr>
           <w:rFonts w:ascii="Arial" w:cs="Arial" w:eastAsia="Arial" w:hAnsi="Arial"/>
         </w:rPr>
-        <w:t xml:space="preserve"> with a JSON schema.</w:t>
+        <w:t xml:space="preserve"> with a JSON schema, at high media resolution.</w:t>
       </w:r>
     </w:p>
     <w:p>
@@ -2002,7 +2002,7 @@
                 <w:b/>
                 <w:bCs/>
               </w:rPr>
-              <w:t xml:space="preserve">Gemini 3.5 Flash Lite</w:t>
+              <w:t xml:space="preserve">Gemini 3.5 Flash</w:t>
             </w:r>
           </w:p>
         </w:tc>
@@ -2024,7 +2024,7 @@
               <w:rPr>
                 <w:rFonts w:ascii="Arial" w:cs="Arial" w:eastAsia="Arial" w:hAnsi="Arial"/>
               </w:rPr>
-              <w:t xml:space="preserve">Turns two label photographs into one validated JSON object of declarations.</w:t>
+              <w:t xml:space="preserve">Turns every label photograph into one validated JSON object of declarations.</w:t>
             </w:r>
           </w:p>
         </w:tc>
@@ -2374,7 +2374,7 @@
               <w:rPr>
                 <w:rFonts w:ascii="Arial" w:cs="Arial" w:eastAsia="Arial" w:hAnsi="Arial"/>
               </w:rPr>
-              <w:t xml:space="preserve">Mints short-lived signed URLs for the two evidence photos. Read-only.</w:t>
+              <w:t xml:space="preserve">Mints short-lived signed URLs for every evidence photo, in capture order. Read-only.</w:t>
             </w:r>
           </w:p>
         </w:tc>
@@ -2588,7 +2588,7 @@
           <w:sz w:val="21"/>
           <w:szCs w:val="21"/>
         </w:rPr>
-        <w:t xml:space="preserve">The officer captures two photographs</w:t>
+        <w:t xml:space="preserve">The officer captures one to four photographs</w:t>
       </w:r>
     </w:p>
     <w:p>
@@ -2615,7 +2615,7 @@
         <w:rPr>
           <w:rFonts w:ascii="Arial" w:cs="Arial" w:eastAsia="Arial" w:hAnsi="Arial"/>
         </w:rPr>
-        <w:t xml:space="preserve">, so a phone opens the rear camera directly. Both sides are required — declarations are legally allowed to sit on either panel, and the packer address and consumer-care block are usually on the back.</w:t>
+        <w:t xml:space="preserve">, so a phone opens the rear camera directly. One photo is enough to scan; four covers a box whose declarations are spread across every panel, and the fourth is often a close-up of a small print block. Only the first is required.</w:t>
       </w:r>
     </w:p>
     <w:p>
@@ -2699,7 +2699,7 @@
           <w:sz w:val="21"/>
           <w:szCs w:val="21"/>
         </w:rPr>
-        <w:t xml:space="preserve">The app posts the two paths to the backend</w:t>
+        <w:t xml:space="preserve">The app posts the photo paths to the backend</w:t>
       </w:r>
     </w:p>
     <w:p>
@@ -2720,7 +2720,7 @@
         <w:rPr>
           <w:rFonts w:ascii="Arial" w:cs="Arial" w:eastAsia="Arial" w:hAnsi="Arial"/>
         </w:rPr>
-        <w:t xml:space="preserve"> with the front path, back path and category, plus the user's Supabase access token in an </w:t>
+        <w:t xml:space="preserve"> with the ordered photo paths and the category, plus the user's Supabase access token in an </w:t>
       </w:r>
       <w:r>
         <w:rPr>
@@ -2884,7 +2884,7 @@
           <w:sz w:val="21"/>
           <w:szCs w:val="21"/>
         </w:rPr>
-        <w:t xml:space="preserve">One Gemini call, two images, one schema</w:t>
+        <w:t xml:space="preserve">One Gemini call, every image, one schema</w:t>
       </w:r>
     </w:p>
     <w:p>
@@ -2896,7 +2896,7 @@
         <w:rPr>
           <w:rFonts w:ascii="Arial" w:cs="Arial" w:eastAsia="Arial" w:hAnsi="Arial"/>
         </w:rPr>
-        <w:t xml:space="preserve">Both images and a fixed system instruction go up together. The response is constrained to the </w:t>
+        <w:t xml:space="preserve">All the photographs and a fixed system instruction go up together, at high media resolution. The response is constrained to the </w:t>
       </w:r>
       <w:r>
         <w:rPr>
@@ -2974,7 +2974,21 @@
         <w:rPr>
           <w:rFonts w:ascii="Arial" w:cs="Arial" w:eastAsia="Arial" w:hAnsi="Arial"/>
         </w:rPr>
-        <w:t xml:space="preserve">.</w:t>
+        <w:t xml:space="preserve">. Separately, the engine raises any </w:t>
+      </w:r>
+      <w:r>
+        <w:rPr>
+          <w:rFonts w:ascii="Arial" w:cs="Arial" w:eastAsia="Arial" w:hAnsi="Arial"/>
+          <w:i/>
+          <w:iCs/>
+        </w:rPr>
+        <w:t xml:space="preserve">advisories</w:t>
+      </w:r>
+      <w:r>
+        <w:rPr>
+          <w:rFonts w:ascii="Arial" w:cs="Arial" w:eastAsia="Arial" w:hAnsi="Arial"/>
+        </w:rPr>
+        <w:t xml:space="preserve"> — observations that never touch the status.</w:t>
       </w:r>
     </w:p>
     <w:p>
@@ -3155,7 +3169,32 @@
         <w:rPr>
           <w:rFonts w:ascii="Arial" w:cs="Arial" w:eastAsia="Arial" w:hAnsi="Arial"/>
         </w:rPr>
-        <w:t xml:space="preserve">Both images, labelled "front" and "back", in a single request so the model can reconcile a declaration that spans both panels.</w:t>
+        <w:t xml:space="preserve">Every photograph, labelled "Image 1 of N", in one request so the model can reconcile a declaration that spans panels.</w:t>
+      </w:r>
+    </w:p>
+    <w:p>
+      <w:pPr>
+        <w:pStyle w:val="ListParagraph"/>
+        <w:numPr>
+          <w:ilvl w:val="0"/>
+          <w:numId w:val="2"/>
+        </w:numPr>
+        <w:spacing w:after="90" w:line="288"/>
+      </w:pPr>
+      <w:r>
+        <w:rPr>
+          <w:rFonts w:ascii="Consolas" w:cs="Consolas" w:eastAsia="Consolas" w:hAnsi="Consolas"/>
+          <w:color w:val="223344"/>
+          <w:sz w:val="19"/>
+          <w:szCs w:val="19"/>
+        </w:rPr>
+        <w:t xml:space="preserve">media_resolution=MEDIA_RESOLUTION_HIGH</w:t>
+      </w:r>
+      <w:r>
+        <w:rPr>
+          <w:rFonts w:ascii="Arial" w:cs="Arial" w:eastAsia="Arial" w:hAnsi="Arial"/>
+        </w:rPr>
+        <w:t xml:space="preserve">, which spends more image tokens per photo. This is the setting that recovers small, low-contrast print.</w:t>
       </w:r>
     </w:p>
     <w:p>
@@ -3709,7 +3748,7 @@
                 <w:sz w:val="19"/>
                 <w:szCs w:val="19"/>
               </w:rPr>
-              <w:t xml:space="preserve">consumer_care</w:t>
+              <w:t xml:space="preserve">use_by_date</w:t>
             </w:r>
           </w:p>
         </w:tc>
@@ -3753,7 +3792,7 @@
               <w:rPr>
                 <w:rFonts w:ascii="Arial" w:cs="Arial" w:eastAsia="Arial" w:hAnsi="Arial"/>
               </w:rPr>
-              <w:t xml:space="preserve">Grievance contact — name or designation, address, phone or email.</w:t>
+              <w:t xml:space="preserve">Use-by, best-before or expiry date, as printed.</w:t>
             </w:r>
           </w:p>
         </w:tc>
@@ -3780,6 +3819,148 @@
                 <w:sz w:val="19"/>
                 <w:szCs w:val="19"/>
               </w:rPr>
+              <w:t xml:space="preserve">lot_batch_number</w:t>
+            </w:r>
+          </w:p>
+        </w:tc>
+        <w:tc>
+          <w:tcPr>
+            <w:tcW w:type="dxa" w:w="2560"/>
+            <w:tcMar>
+              <w:top w:type="dxa" w:w="90"/>
+              <w:left w:type="dxa" w:w="130"/>
+              <w:bottom w:type="dxa" w:w="90"/>
+              <w:right w:type="dxa" w:w="130"/>
+            </w:tcMar>
+          </w:tcPr>
+          <w:p>
+            <w:pPr>
+              <w:spacing w:after="0" w:line="264"/>
+            </w:pPr>
+            <w:r>
+              <w:rPr>
+                <w:rFonts w:ascii="Arial" w:cs="Arial" w:eastAsia="Arial" w:hAnsi="Arial"/>
+              </w:rPr>
+              <w:t xml:space="preserve">string or null</w:t>
+            </w:r>
+          </w:p>
+        </w:tc>
+        <w:tc>
+          <w:tcPr>
+            <w:tcW w:type="dxa" w:w="4200"/>
+            <w:tcMar>
+              <w:top w:type="dxa" w:w="90"/>
+              <w:left w:type="dxa" w:w="130"/>
+              <w:bottom w:type="dxa" w:w="90"/>
+              <w:right w:type="dxa" w:w="130"/>
+            </w:tcMar>
+          </w:tcPr>
+          <w:p>
+            <w:pPr>
+              <w:spacing w:after="0" w:line="264"/>
+            </w:pPr>
+            <w:r>
+              <w:rPr>
+                <w:rFonts w:ascii="Arial" w:cs="Arial" w:eastAsia="Arial" w:hAnsi="Arial"/>
+              </w:rPr>
+              <w:t xml:space="preserve">Lot, batch or code number, as printed.</w:t>
+            </w:r>
+          </w:p>
+        </w:tc>
+      </w:tr>
+      <w:tr>
+        <w:tc>
+          <w:tcPr>
+            <w:tcW w:type="dxa" w:w="2600"/>
+            <w:tcMar>
+              <w:top w:type="dxa" w:w="90"/>
+              <w:left w:type="dxa" w:w="130"/>
+              <w:bottom w:type="dxa" w:w="90"/>
+              <w:right w:type="dxa" w:w="130"/>
+            </w:tcMar>
+          </w:tcPr>
+          <w:p>
+            <w:pPr>
+              <w:spacing w:after="0" w:line="264"/>
+            </w:pPr>
+            <w:r>
+              <w:rPr>
+                <w:rFonts w:ascii="Consolas" w:cs="Consolas" w:eastAsia="Consolas" w:hAnsi="Consolas"/>
+                <w:color w:val="223344"/>
+                <w:sz w:val="19"/>
+                <w:szCs w:val="19"/>
+              </w:rPr>
+              <w:t xml:space="preserve">consumer_care</w:t>
+            </w:r>
+          </w:p>
+        </w:tc>
+        <w:tc>
+          <w:tcPr>
+            <w:tcW w:type="dxa" w:w="2560"/>
+            <w:tcMar>
+              <w:top w:type="dxa" w:w="90"/>
+              <w:left w:type="dxa" w:w="130"/>
+              <w:bottom w:type="dxa" w:w="90"/>
+              <w:right w:type="dxa" w:w="130"/>
+            </w:tcMar>
+          </w:tcPr>
+          <w:p>
+            <w:pPr>
+              <w:spacing w:after="0" w:line="264"/>
+            </w:pPr>
+            <w:r>
+              <w:rPr>
+                <w:rFonts w:ascii="Arial" w:cs="Arial" w:eastAsia="Arial" w:hAnsi="Arial"/>
+              </w:rPr>
+              <w:t xml:space="preserve">string or null</w:t>
+            </w:r>
+          </w:p>
+        </w:tc>
+        <w:tc>
+          <w:tcPr>
+            <w:tcW w:type="dxa" w:w="4200"/>
+            <w:tcMar>
+              <w:top w:type="dxa" w:w="90"/>
+              <w:left w:type="dxa" w:w="130"/>
+              <w:bottom w:type="dxa" w:w="90"/>
+              <w:right w:type="dxa" w:w="130"/>
+            </w:tcMar>
+          </w:tcPr>
+          <w:p>
+            <w:pPr>
+              <w:spacing w:after="0" w:line="264"/>
+            </w:pPr>
+            <w:r>
+              <w:rPr>
+                <w:rFonts w:ascii="Arial" w:cs="Arial" w:eastAsia="Arial" w:hAnsi="Arial"/>
+              </w:rPr>
+              <w:t xml:space="preserve">Grievance contact — name or designation, address, phone or email.</w:t>
+            </w:r>
+          </w:p>
+        </w:tc>
+      </w:tr>
+      <w:tr>
+        <w:tc>
+          <w:tcPr>
+            <w:tcW w:type="dxa" w:w="2600"/>
+            <w:tcMar>
+              <w:top w:type="dxa" w:w="90"/>
+              <w:left w:type="dxa" w:w="130"/>
+              <w:bottom w:type="dxa" w:w="90"/>
+              <w:right w:type="dxa" w:w="130"/>
+            </w:tcMar>
+          </w:tcPr>
+          <w:p>
+            <w:pPr>
+              <w:spacing w:after="0" w:line="264"/>
+            </w:pPr>
+            <w:r>
+              <w:rPr>
+                <w:rFonts w:ascii="Consolas" w:cs="Consolas" w:eastAsia="Consolas" w:hAnsi="Consolas"/>
+                <w:color w:val="223344"/>
+                <w:sz w:val="19"/>
+                <w:szCs w:val="19"/>
+              </w:rPr>
               <w:t xml:space="preserve">declarations_present</w:t>
             </w:r>
           </w:p>
@@ -3825,11 +4006,219 @@
                 <w:rFonts w:ascii="Arial" w:cs="Arial" w:eastAsia="Arial" w:hAnsi="Arial"/>
               </w:rPr>
               <w:t xml:space="preserve">Everything spotted on the package, including things we do not rule on (ingredients, batch number). Useful evidence, not a verdict input.</w:t>
+            </w:r>
+          </w:p>
+        </w:tc>
+      </w:tr>
+      <w:tr>
+        <w:tc>
+          <w:tcPr>
+            <w:tcW w:type="dxa" w:w="2600"/>
+            <w:tcMar>
+              <w:top w:type="dxa" w:w="90"/>
+              <w:left w:type="dxa" w:w="130"/>
+              <w:bottom w:type="dxa" w:w="90"/>
+              <w:right w:type="dxa" w:w="130"/>
+            </w:tcMar>
+          </w:tcPr>
+          <w:p>
+            <w:pPr>
+              <w:spacing w:after="0" w:line="264"/>
+            </w:pPr>
+            <w:r>
+              <w:rPr>
+                <w:rFonts w:ascii="Consolas" w:cs="Consolas" w:eastAsia="Consolas" w:hAnsi="Consolas"/>
+                <w:color w:val="223344"/>
+                <w:sz w:val="19"/>
+                <w:szCs w:val="19"/>
+              </w:rPr>
+              <w:t xml:space="preserve">declaration_block</w:t>
+            </w:r>
+          </w:p>
+        </w:tc>
+        <w:tc>
+          <w:tcPr>
+            <w:tcW w:type="dxa" w:w="2560"/>
+            <w:tcMar>
+              <w:top w:type="dxa" w:w="90"/>
+              <w:left w:type="dxa" w:w="130"/>
+              <w:bottom w:type="dxa" w:w="90"/>
+              <w:right w:type="dxa" w:w="130"/>
+            </w:tcMar>
+          </w:tcPr>
+          <w:p>
+            <w:pPr>
+              <w:spacing w:after="0" w:line="264"/>
+            </w:pPr>
+            <w:r>
+              <w:rPr>
+                <w:rFonts w:ascii="Arial" w:cs="Arial" w:eastAsia="Arial" w:hAnsi="Arial"/>
+              </w:rPr>
+              <w:t xml:space="preserve">object or null</w:t>
+            </w:r>
+          </w:p>
+        </w:tc>
+        <w:tc>
+          <w:tcPr>
+            <w:tcW w:type="dxa" w:w="4200"/>
+            <w:tcMar>
+              <w:top w:type="dxa" w:w="90"/>
+              <w:left w:type="dxa" w:w="130"/>
+              <w:bottom w:type="dxa" w:w="90"/>
+              <w:right w:type="dxa" w:w="130"/>
+            </w:tcMar>
+          </w:tcPr>
+          <w:p>
+            <w:pPr>
+              <w:spacing w:after="0" w:line="264"/>
+            </w:pPr>
+            <w:r>
+              <w:rPr>
+                <w:rFonts w:ascii="Arial" w:cs="Arial" w:eastAsia="Arial" w:hAnsi="Arial"/>
+              </w:rPr>
+              <w:t xml:space="preserve">How the declarations are laid out: which of them share one compact box, its print size relative to the rest of the panel, whether it was legible, and where it sits.</w:t>
             </w:r>
           </w:p>
         </w:tc>
       </w:tr>
     </w:tbl>
+    <w:p>
+      <w:pPr>
+        <w:pStyle w:val="Heading2"/>
+        <w:spacing w:after="120" w:before="320"/>
+      </w:pPr>
+      <w:r>
+        <w:rPr>
+          <w:rFonts w:ascii="Arial" w:cs="Arial" w:eastAsia="Arial" w:hAnsi="Arial"/>
+          <w:b/>
+          <w:bCs/>
+          <w:color w:val="002045"/>
+          <w:sz w:val="24"/>
+          <w:szCs w:val="24"/>
+        </w:rPr>
+        <w:t xml:space="preserve">The cramped declaration block</w:t>
+      </w:r>
+    </w:p>
+    <w:p>
+      <w:pPr>
+        <w:spacing w:after="160" w:before="0" w:line="288"/>
+      </w:pPr>
+      <w:r>
+        <w:rPr>
+          <w:rFonts w:ascii="Arial" w:cs="Arial" w:eastAsia="Arial" w:hAnsi="Arial"/>
+        </w:rPr>
+        <w:t xml:space="preserve">On a great many Indian packs the MRP, the use-by date and the lot number are not set in the printed artwork at all. They are ink-jetted, laser-coded or embossed onto the finished pack, squeezed into one small box, stacked on consecutive lines, in type much smaller than everything around them — usually near a seam, a flap, the base, or the barcode. This is the single most common thing an automated reader misses, and it is exactly where the legally interesting declarations live.</w:t>
+      </w:r>
+    </w:p>
+    <w:p>
+      <w:pPr>
+        <w:spacing w:after="160" w:before="0" w:line="288"/>
+      </w:pPr>
+      <w:r>
+        <w:rPr>
+          <w:rFonts w:ascii="Arial" w:cs="Arial" w:eastAsia="Arial" w:hAnsi="Arial"/>
+        </w:rPr>
+        <w:t xml:space="preserve">Three things address it, and it is worth being able to name all three:</w:t>
+      </w:r>
+    </w:p>
+    <w:p>
+      <w:pPr>
+        <w:pStyle w:val="ListParagraph"/>
+        <w:numPr>
+          <w:ilvl w:val="0"/>
+          <w:numId w:val="2"/>
+        </w:numPr>
+        <w:spacing w:after="90" w:line="288"/>
+      </w:pPr>
+      <w:r>
+        <w:rPr>
+          <w:rFonts w:ascii="Arial" w:cs="Arial" w:eastAsia="Arial" w:hAnsi="Arial"/>
+          <w:b/>
+          <w:bCs/>
+        </w:rPr>
+        <w:t xml:space="preserve">Resolution.</w:t>
+      </w:r>
+      <w:r>
+        <w:rPr>
+          <w:rFonts w:ascii="Arial" w:cs="Arial" w:eastAsia="Arial" w:hAnsi="Arial"/>
+        </w:rPr>
+        <w:t xml:space="preserve"> </w:t>
+      </w:r>
+      <w:r>
+        <w:rPr>
+          <w:rFonts w:ascii="Consolas" w:cs="Consolas" w:eastAsia="Consolas" w:hAnsi="Consolas"/>
+          <w:color w:val="223344"/>
+          <w:sz w:val="19"/>
+          <w:szCs w:val="19"/>
+        </w:rPr>
+        <w:t xml:space="preserve">media_resolution=HIGH</w:t>
+      </w:r>
+      <w:r>
+        <w:rPr>
+          <w:rFonts w:ascii="Arial" w:cs="Arial" w:eastAsia="Arial" w:hAnsi="Arial"/>
+        </w:rPr>
+        <w:t xml:space="preserve"> spends more image tokens per photograph. Small low-contrast text is precisely what the default setting throws away.</w:t>
+      </w:r>
+    </w:p>
+    <w:p>
+      <w:pPr>
+        <w:pStyle w:val="ListParagraph"/>
+        <w:numPr>
+          <w:ilvl w:val="0"/>
+          <w:numId w:val="2"/>
+        </w:numPr>
+        <w:spacing w:after="90" w:line="288"/>
+      </w:pPr>
+      <w:r>
+        <w:rPr>
+          <w:rFonts w:ascii="Arial" w:cs="Arial" w:eastAsia="Arial" w:hAnsi="Arial"/>
+          <w:b/>
+          <w:bCs/>
+        </w:rPr>
+        <w:t xml:space="preserve">Model tier.</w:t>
+      </w:r>
+      <w:r>
+        <w:rPr>
+          <w:rFonts w:ascii="Arial" w:cs="Arial" w:eastAsia="Arial" w:hAnsi="Arial"/>
+        </w:rPr>
+        <w:t xml:space="preserve"> The default moved from Flash-Lite to Flash for this reason; the lite tier was losing the block. It is still one environment variable, so the trade against cost stays open.</w:t>
+      </w:r>
+    </w:p>
+    <w:p>
+      <w:pPr>
+        <w:pStyle w:val="ListParagraph"/>
+        <w:numPr>
+          <w:ilvl w:val="0"/>
+          <w:numId w:val="2"/>
+        </w:numPr>
+        <w:spacing w:after="90" w:line="288"/>
+      </w:pPr>
+      <w:r>
+        <w:rPr>
+          <w:rFonts w:ascii="Arial" w:cs="Arial" w:eastAsia="Arial" w:hAnsi="Arial"/>
+          <w:b/>
+          <w:bCs/>
+        </w:rPr>
+        <w:t xml:space="preserve">The prompt.</w:t>
+      </w:r>
+      <w:r>
+        <w:rPr>
+          <w:rFonts w:ascii="Arial" w:cs="Arial" w:eastAsia="Arial" w:hAnsi="Arial"/>
+        </w:rPr>
+        <w:t xml:space="preserve"> The model is told this block exists, what it looks like, where to hunt for it — and, importantly, never to guess a value it cannot actually read. An unreadable field comes back null and is reported, rather than being invented.</w:t>
+      </w:r>
+    </w:p>
+    <w:p>
+      <w:pPr>
+        <w:spacing w:after="160" w:before="0" w:line="288"/>
+      </w:pPr>
+      <w:r>
+        <w:rPr>
+          <w:rFonts w:ascii="Arial" w:cs="Arial" w:eastAsia="Arial" w:hAnsi="Arial"/>
+        </w:rPr>
+        <w:t xml:space="preserve">The fourth lever is the officer: if the block is genuinely too small for the camera, they add a close-up as an extra photo. That is a large part of why the photo count became variable.</w:t>
+      </w:r>
+    </w:p>
     <w:p>
       <w:pPr>
         <w:pStyle w:val="Heading2"/>
@@ -4913,6 +5302,132 @@
           <w:sz w:val="24"/>
           <w:szCs w:val="24"/>
         </w:rPr>
+        <w:t xml:space="preserve">Advisories — the second, weaker output</w:t>
+      </w:r>
+    </w:p>
+    <w:p>
+      <w:pPr>
+        <w:spacing w:after="160" w:before="0" w:line="288"/>
+      </w:pPr>
+      <w:r>
+        <w:rPr>
+          <w:rFonts w:ascii="Arial" w:cs="Arial" w:eastAsia="Arial" w:hAnsi="Arial"/>
+        </w:rPr>
+        <w:t xml:space="preserve">Not everything worth telling an officer is a rule failure. A declaration printed in very small type may well breach the prescribed minimum letter height, but letter height has to be </w:t>
+      </w:r>
+      <w:r>
+        <w:rPr>
+          <w:rFonts w:ascii="Arial" w:cs="Arial" w:eastAsia="Arial" w:hAnsi="Arial"/>
+          <w:b/>
+          <w:bCs/>
+        </w:rPr>
+        <w:t xml:space="preserve">measured</w:t>
+      </w:r>
+      <w:r>
+        <w:rPr>
+          <w:rFonts w:ascii="Arial" w:cs="Arial" w:eastAsia="Arial" w:hAnsi="Arial"/>
+        </w:rPr>
+        <w:t xml:space="preserve">, and no photograph of unknown scale can measure it. Calling that a violation would be a verdict we cannot support; saying nothing would waste a real finding.</w:t>
+      </w:r>
+    </w:p>
+    <w:p>
+      <w:pPr>
+        <w:spacing w:after="160" w:before="0" w:line="288"/>
+      </w:pPr>
+      <w:r>
+        <w:rPr>
+          <w:rFonts w:ascii="Arial" w:cs="Arial" w:eastAsia="Arial" w:hAnsi="Arial"/>
+        </w:rPr>
+        <w:t xml:space="preserve">So the engine has a second output. </w:t>
+      </w:r>
+      <w:r>
+        <w:rPr>
+          <w:rFonts w:ascii="Arial" w:cs="Arial" w:eastAsia="Arial" w:hAnsi="Arial"/>
+          <w:b/>
+          <w:bCs/>
+        </w:rPr>
+        <w:t xml:space="preserve">Advisories are observations, never verdicts.</w:t>
+      </w:r>
+      <w:r>
+        <w:rPr>
+          <w:rFonts w:ascii="Arial" w:cs="Arial" w:eastAsia="Arial" w:hAnsi="Arial"/>
+        </w:rPr>
+        <w:t xml:space="preserve"> They never enter the violations list and never change the status. Three exist today:</w:t>
+      </w:r>
+    </w:p>
+    <w:p>
+      <w:pPr>
+        <w:pStyle w:val="ListParagraph"/>
+        <w:numPr>
+          <w:ilvl w:val="0"/>
+          <w:numId w:val="2"/>
+        </w:numPr>
+        <w:spacing w:after="90" w:line="288"/>
+      </w:pPr>
+      <w:r>
+        <w:rPr>
+          <w:rFonts w:ascii="Arial" w:cs="Arial" w:eastAsia="Arial" w:hAnsi="Arial"/>
+        </w:rPr>
+        <w:t xml:space="preserve">The declarations share one compact block in small or very small type — grouping is permitted, but the size still has to be verified on the physical package.</w:t>
+      </w:r>
+    </w:p>
+    <w:p>
+      <w:pPr>
+        <w:pStyle w:val="ListParagraph"/>
+        <w:numPr>
+          <w:ilvl w:val="0"/>
+          <w:numId w:val="2"/>
+        </w:numPr>
+        <w:spacing w:after="90" w:line="288"/>
+      </w:pPr>
+      <w:r>
+        <w:rPr>
+          <w:rFonts w:ascii="Arial" w:cs="Arial" w:eastAsia="Arial" w:hAnsi="Arial"/>
+        </w:rPr>
+        <w:t xml:space="preserve">The block could not be read reliably from the photographs — re-scan it close up before issuing anything, because a declaration that is present but unreadable here is reported as missing.</w:t>
+      </w:r>
+    </w:p>
+    <w:p>
+      <w:pPr>
+        <w:pStyle w:val="ListParagraph"/>
+        <w:numPr>
+          <w:ilvl w:val="0"/>
+          <w:numId w:val="2"/>
+        </w:numPr>
+        <w:spacing w:after="90" w:line="288"/>
+      </w:pPr>
+      <w:r>
+        <w:rPr>
+          <w:rFonts w:ascii="Arial" w:cs="Arial" w:eastAsia="Arial" w:hAnsi="Arial"/>
+        </w:rPr>
+        <w:t xml:space="preserve">Only one photograph was supplied — a declaration on a panel that was never photographed will read as missing.</w:t>
+      </w:r>
+    </w:p>
+    <w:p>
+      <w:pPr>
+        <w:spacing w:after="160" w:before="0" w:line="288"/>
+      </w:pPr>
+      <w:r>
+        <w:rPr>
+          <w:rFonts w:ascii="Arial" w:cs="Arial" w:eastAsia="Arial" w:hAnsi="Arial"/>
+        </w:rPr>
+        <w:t xml:space="preserve">They appear in their own section of the app and of the notice, under a heading that says plainly they are not findings of contravention. If a judge asks why this is not simply a ninth rule, that is the answer: it is the difference between what we can prove from a photograph and what we can only point at.</w:t>
+      </w:r>
+    </w:p>
+    <w:p>
+      <w:pPr>
+        <w:pStyle w:val="Heading2"/>
+        <w:spacing w:after="120" w:before="320"/>
+      </w:pPr>
+      <w:r>
+        <w:rPr>
+          <w:rFonts w:ascii="Arial" w:cs="Arial" w:eastAsia="Arial" w:hAnsi="Arial"/>
+          <w:b/>
+          <w:bCs/>
+          <w:color w:val="002045"/>
+          <w:sz w:val="24"/>
+          <w:szCs w:val="24"/>
+        </w:rPr>
         <w:t xml:space="preserve">The details that show craft</w:t>
       </w:r>
     </w:p>
@@ -5296,7 +5811,7 @@
               <w:rPr>
                 <w:rFonts w:ascii="Arial" w:cs="Arial" w:eastAsia="Arial" w:hAnsi="Arial"/>
               </w:rPr>
-              <w:t xml:space="preserve">Timestamp, both evidence paths, extracted JSON, violations JSON, status, category, owner id</w:t>
+              <w:t xml:space="preserve">Timestamp, the ordered evidence paths, extracted JSON, violations JSON, advisories JSON, status, category, owner id</w:t>
             </w:r>
           </w:p>
         </w:tc>
@@ -5748,7 +6263,7 @@
         <w:rPr>
           <w:rFonts w:ascii="Arial" w:cs="Arial" w:eastAsia="Arial" w:hAnsi="Arial"/>
         </w:rPr>
-        <w:t xml:space="preserve">An A4 portrait PDF is rendered on demand from a stored record and carries a reference number, the inspection date and the officer's name, the extracted declarations, a verdict block colour-coded green or red, a table of every violation against its rule citation, both evidence photographs, and a stated compliance period of thirty days.</w:t>
+        <w:t xml:space="preserve">An A4 portrait PDF is rendered on demand from a stored record and carries a reference number, the inspection date and the officer's name, the extracted declarations, a verdict block colour-coded green or red, a table of every violation against its rule citation, a separate section for any advisories, every evidence photograph, and a stated compliance period of thirty days.</w:t>
       </w:r>
     </w:p>
     <w:p>
@@ -6415,7 +6930,7 @@
         <w:rPr>
           <w:rFonts w:ascii="Arial" w:cs="Arial" w:eastAsia="Arial" w:hAnsi="Arial"/>
         </w:rPr>
-        <w:t xml:space="preserve">Thirty-two questions, grouped by where they come from. Each answer is short enough to say out loud. Where an indented italic line appears, that is the sentence to actually use.</w:t>
+        <w:t xml:space="preserve">Thirty-nine questions, grouped by where they come from. Each answer is short enough to say out loud. Where an indented italic line appears, that is the sentence to actually use.</w:t>
       </w:r>
     </w:p>
     <w:p>
@@ -6621,7 +7136,7 @@
           <w:sz w:val="22"/>
           <w:szCs w:val="22"/>
         </w:rPr>
-        <w:t xml:space="preserve">Why send both images in one API call rather than two?</w:t>
+        <w:t xml:space="preserve">Why send every photo in one API call rather than one call per photo?</w:t>
       </w:r>
     </w:p>
     <w:p>
@@ -6632,7 +7147,7 @@
         <w:rPr>
           <w:rFonts w:ascii="Arial" w:cs="Arial" w:eastAsia="Arial" w:hAnsi="Arial"/>
         </w:rPr>
-        <w:t xml:space="preserve">Halves latency and cost, and — more importantly — gives the model one context. A declaration can start on the front and finish on the back; two separate calls would produce two partial answers that we would then have to merge in code, badly.</w:t>
+        <w:t xml:space="preserve">Cost and latency, but mostly context. A declaration can begin on the front and finish on the back, and the small MRP block on one panel has to be reconciled with the price printed in the artwork on another. Separate calls would produce separate partial answers that we would then have to merge in code, badly. One call sees the whole package.</w:t>
       </w:r>
     </w:p>
     <w:p>
@@ -6733,7 +7248,7 @@
         <w:rPr>
           <w:rFonts w:ascii="Arial" w:cs="Arial" w:eastAsia="Arial" w:hAnsi="Arial"/>
         </w:rPr>
-        <w:t xml:space="preserve">Gemini 3.5 Flash Lite, set through the </w:t>
+        <w:t xml:space="preserve">Gemini 3.5 Flash, set through the </w:t>
       </w:r>
       <w:r>
         <w:rPr>
@@ -6748,7 +7263,7 @@
         <w:rPr>
           <w:rFonts w:ascii="Arial" w:cs="Arial" w:eastAsia="Arial" w:hAnsi="Arial"/>
         </w:rPr>
-        <w:t xml:space="preserve"> environment variable. The task is bounded extraction into a fixed schema, not open-ended reasoning, so a small fast model is the right economics for a per-inspection cost. Because it is configuration, moving up a tier for accuracy is a one-line change.</w:t>
+        <w:t xml:space="preserve"> environment variable. We started on Flash-Lite — the task is bounded extraction into a fixed schema, so the cheap tier is tempting — and moved up when it turned out to be losing the small ink-jet MRP and batch blocks that matter most. That is a one-variable change, so the cost trade stays available in either direction.</w:t>
       </w:r>
     </w:p>
     <w:p>
@@ -7041,7 +7556,7 @@
         <w:rPr>
           <w:rFonts w:ascii="Arial" w:cs="Arial" w:eastAsia="Arial" w:hAnsi="Arial"/>
         </w:rPr>
-        <w:t xml:space="preserve">One call to a small vision model with two images and a short response — fractions of a rupee at current pricing. Storage and Postgres are negligible at this size. The design decision that matters is that a scan is </w:t>
+        <w:t xml:space="preserve">One call to a small vision model with one to four images and a short response — fractions of a rupee at current pricing. Storage and Postgres are negligible at this size. The design decision that matters is that a scan is </w:t>
       </w:r>
       <w:r>
         <w:rPr>
@@ -7088,23 +7603,6 @@
     </w:p>
     <w:p>
       <w:pPr>
-        <w:pStyle w:val="Heading2"/>
-        <w:spacing w:after="120" w:before="320"/>
-      </w:pPr>
-      <w:r>
-        <w:rPr>
-          <w:rFonts w:ascii="Arial" w:cs="Arial" w:eastAsia="Arial" w:hAnsi="Arial"/>
-          <w:b/>
-          <w:bCs/>
-          <w:color w:val="002045"/>
-          <w:sz w:val="24"/>
-          <w:szCs w:val="24"/>
-        </w:rPr>
-        <w:t xml:space="preserve">The law and the domain</w:t>
-      </w:r>
-    </w:p>
-    <w:p>
-      <w:pPr>
         <w:keepNext/>
         <w:spacing w:after="90" w:before="260"/>
       </w:pPr>
@@ -7117,7 +7615,7 @@
           <w:sz w:val="22"/>
           <w:szCs w:val="22"/>
         </w:rPr>
-        <w:t xml:space="preserve">Which law, exactly?</w:t>
+        <w:t xml:space="preserve">Why let an officer scan a single photo, if that produces false violations?</w:t>
       </w:r>
     </w:p>
     <w:p>
@@ -7128,91 +7626,7 @@
         <w:rPr>
           <w:rFonts w:ascii="Arial" w:cs="Arial" w:eastAsia="Arial" w:hAnsi="Arial"/>
         </w:rPr>
-        <w:t xml:space="preserve">The Legal Metrology Act, 2009, and under it the Legal Metrology (Packaged Commodities) Rules, 2011. Our checks cite Rule 6(1)(a) through (e), Rule 6(2), Rule 2(m) and Rule 13(4). Every violation the app produces names its citation, in the interface and on the notice.</w:t>
-      </w:r>
-    </w:p>
-    <w:p>
-      <w:pPr>
-        <w:keepNext/>
-        <w:spacing w:after="90" w:before="260"/>
-      </w:pPr>
-      <w:r>
-        <w:rPr>
-          <w:rFonts w:ascii="Arial" w:cs="Arial" w:eastAsia="Arial" w:hAnsi="Arial"/>
-          <w:b/>
-          <w:bCs/>
-          <w:color w:val="141C24"/>
-          <w:sz w:val="22"/>
-          <w:szCs w:val="22"/>
-        </w:rPr>
-        <w:t xml:space="preserve">Only eight rules? The Rules run to far more than that.</w:t>
-      </w:r>
-    </w:p>
-    <w:p>
-      <w:pPr>
-        <w:spacing w:after="110" w:before="0" w:line="288"/>
-      </w:pPr>
-      <w:r>
-        <w:rPr>
-          <w:rFonts w:ascii="Arial" w:cs="Arial" w:eastAsia="Arial" w:hAnsi="Arial"/>
-        </w:rPr>
-        <w:t xml:space="preserve">Eight is the photograph-verifiable subset of the mandatory declarations. Requirements about minimum letter height or the proportion of the principal display panel are real, but verifying them from an uncalibrated phone photo would be guesswork, and a compliance tool that guesses is worse than none. Adding a rule is a small dictionary entry when we can check it honestly.</w:t>
-      </w:r>
-    </w:p>
-    <w:p>
-      <w:pPr>
-        <w:keepNext/>
-        <w:spacing w:after="90" w:before="260"/>
-      </w:pPr>
-      <w:r>
-        <w:rPr>
-          <w:rFonts w:ascii="Arial" w:cs="Arial" w:eastAsia="Arial" w:hAnsi="Arial"/>
-          <w:b/>
-          <w:bCs/>
-          <w:color w:val="141C24"/>
-          <w:sz w:val="22"/>
-          <w:szCs w:val="22"/>
-        </w:rPr>
-        <w:t xml:space="preserve">Why is "MRP inclusive of taxes" a separate rule from "MRP present"?</w:t>
-      </w:r>
-    </w:p>
-    <w:p>
-      <w:pPr>
-        <w:spacing w:after="110" w:before="0" w:line="288"/>
-      </w:pPr>
-      <w:r>
-        <w:rPr>
-          <w:rFonts w:ascii="Arial" w:cs="Arial" w:eastAsia="Arial" w:hAnsi="Arial"/>
-        </w:rPr>
-        <w:t xml:space="preserve">They are two distinct legal failures. Rule 6(1)(e) requires the price to be declared; Rule 2(m) defines that price as inclusive of all taxes, so a price printed without that wording is a different offence from no price at all. We check both — with a guard so a missing price does not fire both at once.</w:t>
-      </w:r>
-    </w:p>
-    <w:p>
-      <w:pPr>
-        <w:keepNext/>
-        <w:spacing w:after="90" w:before="260"/>
-      </w:pPr>
-      <w:r>
-        <w:rPr>
-          <w:rFonts w:ascii="Arial" w:cs="Arial" w:eastAsia="Arial" w:hAnsi="Arial"/>
-          <w:b/>
-          <w:bCs/>
-          <w:color w:val="141C24"/>
-          <w:sz w:val="22"/>
-          <w:szCs w:val="22"/>
-        </w:rPr>
-        <w:t xml:space="preserve">Why does the category dropdown not change which rules run?</w:t>
-      </w:r>
-    </w:p>
-    <w:p>
-      <w:pPr>
-        <w:spacing w:after="110" w:before="0" w:line="288"/>
-      </w:pPr>
-      <w:r>
-        <w:rPr>
-          <w:rFonts w:ascii="Arial" w:cs="Arial" w:eastAsia="Arial" w:hAnsi="Arial"/>
-        </w:rPr>
-        <w:t xml:space="preserve">Because Rule 6 declarations apply to every packaged commodity regardless of contents. The category is recorded for reporting and analysis, and the code has a documented, deliberately empty hook where genuinely category-specific metrology rules could attach. What will never go there is food-safety or drug rules — different Acts, different regulators.</w:t>
+        <w:t xml:space="preserve">Because the alternative is worse: forcing four photos of a sachet that only has two printed surfaces trains people to shoot filler. The honest handling is to allow one and then say so — a single-photo scan always carries an advisory warning that a declaration on an un-photographed panel reads as missing. The officer decides whether the flag is real or whether they need another angle.</w:t>
       </w:r>
     </w:p>
     <w:p>
@@ -7230,7 +7644,7 @@
           <w:iCs/>
           <w:color w:val="002045"/>
         </w:rPr>
-        <w:t xml:space="preserve">"It is an empty extension point, and we labelled it as one rather than pretending the dropdown does more than it does."</w:t>
+        <w:t xml:space="preserve">"We would rather flag our own blind spot than pretend one photo saw everything."</w:t>
       </w:r>
     </w:p>
     <w:p>
@@ -7247,7 +7661,7 @@
           <w:sz w:val="22"/>
           <w:szCs w:val="22"/>
         </w:rPr>
-        <w:t xml:space="preserve">Does it decide penalties?</w:t>
+        <w:t xml:space="preserve">What do you do when the print is too small to read?</w:t>
       </w:r>
     </w:p>
     <w:p>
@@ -7258,7 +7672,7 @@
         <w:rPr>
           <w:rFonts w:ascii="Arial" w:cs="Arial" w:eastAsia="Arial" w:hAnsi="Arial"/>
         </w:rPr>
-        <w:t xml:space="preserve">No, and that is a deliberate boundary. It produces an Improvement Notice with a thirty-day compliance period — the standard first step. Adjudication and penalties remain with the officer and the department. The tool speeds up detection and documentation, not judgement.</w:t>
+        <w:t xml:space="preserve">Say so, rather than guess. The model is instructed to return null for anything it cannot actually read and to mark the block illegible; that produces an advisory telling the officer to re-scan it close up or check by hand. A guessed MRP that happens to be wrong is far more dangerous in a compliance record than an admitted blank.</w:t>
       </w:r>
     </w:p>
     <w:p>
@@ -7275,7 +7689,7 @@
           <w:sz w:val="22"/>
           <w:szCs w:val="22"/>
         </w:rPr>
-        <w:t xml:space="preserve">Could a packer use this to check themselves before shipping?</w:t>
+        <w:t xml:space="preserve">Is an advisory just a violation you were afraid to call?</w:t>
       </w:r>
     </w:p>
     <w:p>
@@ -7286,7 +7700,24 @@
         <w:rPr>
           <w:rFonts w:ascii="Arial" w:cs="Arial" w:eastAsia="Arial" w:hAnsi="Arial"/>
         </w:rPr>
-        <w:t xml:space="preserve">The engine would work unchanged — that is an obvious second market, and arguably the higher-impact one, since it prevents violations instead of catching them. It is a roles-and-onboarding change, not an engineering one.</w:t>
+        <w:t xml:space="preserve">No — it is a finding we cannot prove from the evidence we have. The prescribed minimum letter height is a measurement, and a photograph of unknown scale cannot measure it. We can see that the type is unusually small and say exactly that; turning it into a contravention would be asserting something the photo does not establish. The same discipline is why we check eight rules and not thirty.</w:t>
+      </w:r>
+    </w:p>
+    <w:p>
+      <w:pPr>
+        <w:pStyle w:val="Heading2"/>
+        <w:spacing w:after="120" w:before="320"/>
+      </w:pPr>
+      <w:r>
+        <w:rPr>
+          <w:rFonts w:ascii="Arial" w:cs="Arial" w:eastAsia="Arial" w:hAnsi="Arial"/>
+          <w:b/>
+          <w:bCs/>
+          <w:color w:val="002045"/>
+          <w:sz w:val="24"/>
+          <w:szCs w:val="24"/>
+        </w:rPr>
+        <w:t xml:space="preserve">The law and the domain</w:t>
       </w:r>
     </w:p>
     <w:p>
@@ -7303,7 +7734,7 @@
           <w:sz w:val="22"/>
           <w:szCs w:val="22"/>
         </w:rPr>
-        <w:t xml:space="preserve">What about e-commerce listings?</w:t>
+        <w:t xml:space="preserve">Which law, exactly?</w:t>
       </w:r>
     </w:p>
     <w:p>
@@ -7314,24 +7745,7 @@
         <w:rPr>
           <w:rFonts w:ascii="Arial" w:cs="Arial" w:eastAsia="Arial" w:hAnsi="Arial"/>
         </w:rPr>
-        <w:t xml:space="preserve">The 2011 Rules were extended to cover online listings, and our rule engine does not care where the fields came from — it takes a structured object, not an image. Pointing it at listing pages instead of photographs is a new input adapter in front of the same engine.</w:t>
-      </w:r>
-    </w:p>
-    <w:p>
-      <w:pPr>
-        <w:pStyle w:val="Heading2"/>
-        <w:spacing w:after="120" w:before="320"/>
-      </w:pPr>
-      <w:r>
-        <w:rPr>
-          <w:rFonts w:ascii="Arial" w:cs="Arial" w:eastAsia="Arial" w:hAnsi="Arial"/>
-          <w:b/>
-          <w:bCs/>
-          <w:color w:val="002045"/>
-          <w:sz w:val="24"/>
-          <w:szCs w:val="24"/>
-        </w:rPr>
-        <w:t xml:space="preserve">Security and evidence</w:t>
+        <w:t xml:space="preserve">The Legal Metrology Act, 2009, and under it the Legal Metrology (Packaged Commodities) Rules, 2011. Our checks cite Rule 6(1)(a) through (e), Rule 6(2), Rule 2(m) and Rule 13(4). Every violation the app produces names its citation, in the interface and on the notice.</w:t>
       </w:r>
     </w:p>
     <w:p>
@@ -7348,7 +7762,7 @@
           <w:sz w:val="22"/>
           <w:szCs w:val="22"/>
         </w:rPr>
-        <w:t xml:space="preserve">How do you know the caller is a real officer?</w:t>
+        <w:t xml:space="preserve">Only eight rules? The Rules run to far more than that.</w:t>
       </w:r>
     </w:p>
     <w:p>
@@ -7359,7 +7773,7 @@
         <w:rPr>
           <w:rFonts w:ascii="Arial" w:cs="Arial" w:eastAsia="Arial" w:hAnsi="Arial"/>
         </w:rPr>
-        <w:t xml:space="preserve">Google sign-in through Supabase issues a token; the frontend sends it as a bearer header; the backend validates it against Supabase's auth server rather than trusting a local decode, then re-reads the caller's profile and confirms the role is officer or admin and the account is active. Both checks happen on every single request — a token alone is not enough.</w:t>
+        <w:t xml:space="preserve">Eight is the photograph-verifiable subset of the mandatory declarations. Requirements about minimum letter height or the proportion of the principal display panel are real, but verifying them from an uncalibrated phone photo would be guesswork, and a compliance tool that guesses is worse than none. Adding a rule is a small dictionary entry when we can check it honestly.</w:t>
       </w:r>
     </w:p>
     <w:p>
@@ -7376,7 +7790,7 @@
           <w:sz w:val="22"/>
           <w:szCs w:val="22"/>
         </w:rPr>
-        <w:t xml:space="preserve">Could an officer file a scan under someone else's name?</w:t>
+        <w:t xml:space="preserve">Why is "MRP inclusive of taxes" a separate rule from "MRP present"?</w:t>
       </w:r>
     </w:p>
     <w:p>
@@ -7387,7 +7801,7 @@
         <w:rPr>
           <w:rFonts w:ascii="Arial" w:cs="Arial" w:eastAsia="Arial" w:hAnsi="Arial"/>
         </w:rPr>
-        <w:t xml:space="preserve">No. The owner is taken from the validated token, not from the request body. A client can put whatever user id it likes in the payload and it is ignored for ownership.</w:t>
+        <w:t xml:space="preserve">They are two distinct legal failures. Rule 6(1)(e) requires the price to be declared; Rule 2(m) defines that price as inclusive of all taxes, so a price printed without that wording is a different offence from no price at all. We check both — with a guard so a missing price does not fire both at once.</w:t>
       </w:r>
     </w:p>
     <w:p>
@@ -7404,7 +7818,7 @@
           <w:sz w:val="22"/>
           <w:szCs w:val="22"/>
         </w:rPr>
-        <w:t xml:space="preserve">Can an inspection record be edited or deleted afterwards?</w:t>
+        <w:t xml:space="preserve">Why does the category dropdown not change which rules run?</w:t>
       </w:r>
     </w:p>
     <w:p>
@@ -7415,7 +7829,7 @@
         <w:rPr>
           <w:rFonts w:ascii="Arial" w:cs="Arial" w:eastAsia="Arial" w:hAnsi="Arial"/>
         </w:rPr>
-        <w:t xml:space="preserve">Not by any client, including an admin. Row-level security denies by default, and we wrote only a select policy for the scans table — no insert, update or delete policy exists, so those operations are forbidden outright. The backend's service key is the only writer, and it only ever inserts.</w:t>
+        <w:t xml:space="preserve">Because Rule 6 declarations apply to every packaged commodity regardless of contents. The category is recorded for reporting and analysis, and the code has a documented, deliberately empty hook where genuinely category-specific metrology rules could attach. What will never go there is food-safety or drug rules — different Acts, different regulators.</w:t>
       </w:r>
     </w:p>
     <w:p>
@@ -7433,6 +7847,209 @@
           <w:iCs/>
           <w:color w:val="002045"/>
         </w:rPr>
+        <w:t xml:space="preserve">"It is an empty extension point, and we labelled it as one rather than pretending the dropdown does more than it does."</w:t>
+      </w:r>
+    </w:p>
+    <w:p>
+      <w:pPr>
+        <w:keepNext/>
+        <w:spacing w:after="90" w:before="260"/>
+      </w:pPr>
+      <w:r>
+        <w:rPr>
+          <w:rFonts w:ascii="Arial" w:cs="Arial" w:eastAsia="Arial" w:hAnsi="Arial"/>
+          <w:b/>
+          <w:bCs/>
+          <w:color w:val="141C24"/>
+          <w:sz w:val="22"/>
+          <w:szCs w:val="22"/>
+        </w:rPr>
+        <w:t xml:space="preserve">Does it decide penalties?</w:t>
+      </w:r>
+    </w:p>
+    <w:p>
+      <w:pPr>
+        <w:spacing w:after="110" w:before="0" w:line="288"/>
+      </w:pPr>
+      <w:r>
+        <w:rPr>
+          <w:rFonts w:ascii="Arial" w:cs="Arial" w:eastAsia="Arial" w:hAnsi="Arial"/>
+        </w:rPr>
+        <w:t xml:space="preserve">No, and that is a deliberate boundary. It produces an Improvement Notice with a thirty-day compliance period — the standard first step. Adjudication and penalties remain with the officer and the department. The tool speeds up detection and documentation, not judgement.</w:t>
+      </w:r>
+    </w:p>
+    <w:p>
+      <w:pPr>
+        <w:keepNext/>
+        <w:spacing w:after="90" w:before="260"/>
+      </w:pPr>
+      <w:r>
+        <w:rPr>
+          <w:rFonts w:ascii="Arial" w:cs="Arial" w:eastAsia="Arial" w:hAnsi="Arial"/>
+          <w:b/>
+          <w:bCs/>
+          <w:color w:val="141C24"/>
+          <w:sz w:val="22"/>
+          <w:szCs w:val="22"/>
+        </w:rPr>
+        <w:t xml:space="preserve">Could a packer use this to check themselves before shipping?</w:t>
+      </w:r>
+    </w:p>
+    <w:p>
+      <w:pPr>
+        <w:spacing w:after="110" w:before="0" w:line="288"/>
+      </w:pPr>
+      <w:r>
+        <w:rPr>
+          <w:rFonts w:ascii="Arial" w:cs="Arial" w:eastAsia="Arial" w:hAnsi="Arial"/>
+        </w:rPr>
+        <w:t xml:space="preserve">The engine would work unchanged — that is an obvious second market, and arguably the higher-impact one, since it prevents violations instead of catching them. It is a roles-and-onboarding change, not an engineering one.</w:t>
+      </w:r>
+    </w:p>
+    <w:p>
+      <w:pPr>
+        <w:keepNext/>
+        <w:spacing w:after="90" w:before="260"/>
+      </w:pPr>
+      <w:r>
+        <w:rPr>
+          <w:rFonts w:ascii="Arial" w:cs="Arial" w:eastAsia="Arial" w:hAnsi="Arial"/>
+          <w:b/>
+          <w:bCs/>
+          <w:color w:val="141C24"/>
+          <w:sz w:val="22"/>
+          <w:szCs w:val="22"/>
+        </w:rPr>
+        <w:t xml:space="preserve">What about e-commerce listings?</w:t>
+      </w:r>
+    </w:p>
+    <w:p>
+      <w:pPr>
+        <w:spacing w:after="110" w:before="0" w:line="288"/>
+      </w:pPr>
+      <w:r>
+        <w:rPr>
+          <w:rFonts w:ascii="Arial" w:cs="Arial" w:eastAsia="Arial" w:hAnsi="Arial"/>
+        </w:rPr>
+        <w:t xml:space="preserve">The 2011 Rules were extended to cover online listings, and our rule engine does not care where the fields came from — it takes a structured object, not an image. Pointing it at listing pages instead of photographs is a new input adapter in front of the same engine.</w:t>
+      </w:r>
+    </w:p>
+    <w:p>
+      <w:pPr>
+        <w:pStyle w:val="Heading2"/>
+        <w:spacing w:after="120" w:before="320"/>
+      </w:pPr>
+      <w:r>
+        <w:rPr>
+          <w:rFonts w:ascii="Arial" w:cs="Arial" w:eastAsia="Arial" w:hAnsi="Arial"/>
+          <w:b/>
+          <w:bCs/>
+          <w:color w:val="002045"/>
+          <w:sz w:val="24"/>
+          <w:szCs w:val="24"/>
+        </w:rPr>
+        <w:t xml:space="preserve">Security and evidence</w:t>
+      </w:r>
+    </w:p>
+    <w:p>
+      <w:pPr>
+        <w:keepNext/>
+        <w:spacing w:after="90" w:before="260"/>
+      </w:pPr>
+      <w:r>
+        <w:rPr>
+          <w:rFonts w:ascii="Arial" w:cs="Arial" w:eastAsia="Arial" w:hAnsi="Arial"/>
+          <w:b/>
+          <w:bCs/>
+          <w:color w:val="141C24"/>
+          <w:sz w:val="22"/>
+          <w:szCs w:val="22"/>
+        </w:rPr>
+        <w:t xml:space="preserve">How do you know the caller is a real officer?</w:t>
+      </w:r>
+    </w:p>
+    <w:p>
+      <w:pPr>
+        <w:spacing w:after="110" w:before="0" w:line="288"/>
+      </w:pPr>
+      <w:r>
+        <w:rPr>
+          <w:rFonts w:ascii="Arial" w:cs="Arial" w:eastAsia="Arial" w:hAnsi="Arial"/>
+        </w:rPr>
+        <w:t xml:space="preserve">Google sign-in through Supabase issues a token; the frontend sends it as a bearer header; the backend validates it against Supabase's auth server rather than trusting a local decode, then re-reads the caller's profile and confirms the role is officer or admin and the account is active. Both checks happen on every single request — a token alone is not enough.</w:t>
+      </w:r>
+    </w:p>
+    <w:p>
+      <w:pPr>
+        <w:keepNext/>
+        <w:spacing w:after="90" w:before="260"/>
+      </w:pPr>
+      <w:r>
+        <w:rPr>
+          <w:rFonts w:ascii="Arial" w:cs="Arial" w:eastAsia="Arial" w:hAnsi="Arial"/>
+          <w:b/>
+          <w:bCs/>
+          <w:color w:val="141C24"/>
+          <w:sz w:val="22"/>
+          <w:szCs w:val="22"/>
+        </w:rPr>
+        <w:t xml:space="preserve">Could an officer file a scan under someone else's name?</w:t>
+      </w:r>
+    </w:p>
+    <w:p>
+      <w:pPr>
+        <w:spacing w:after="110" w:before="0" w:line="288"/>
+      </w:pPr>
+      <w:r>
+        <w:rPr>
+          <w:rFonts w:ascii="Arial" w:cs="Arial" w:eastAsia="Arial" w:hAnsi="Arial"/>
+        </w:rPr>
+        <w:t xml:space="preserve">No. The owner is taken from the validated token, not from the request body. A client can put whatever user id it likes in the payload and it is ignored for ownership.</w:t>
+      </w:r>
+    </w:p>
+    <w:p>
+      <w:pPr>
+        <w:keepNext/>
+        <w:spacing w:after="90" w:before="260"/>
+      </w:pPr>
+      <w:r>
+        <w:rPr>
+          <w:rFonts w:ascii="Arial" w:cs="Arial" w:eastAsia="Arial" w:hAnsi="Arial"/>
+          <w:b/>
+          <w:bCs/>
+          <w:color w:val="141C24"/>
+          <w:sz w:val="22"/>
+          <w:szCs w:val="22"/>
+        </w:rPr>
+        <w:t xml:space="preserve">Can an inspection record be edited or deleted afterwards?</w:t>
+      </w:r>
+    </w:p>
+    <w:p>
+      <w:pPr>
+        <w:spacing w:after="110" w:before="0" w:line="288"/>
+      </w:pPr>
+      <w:r>
+        <w:rPr>
+          <w:rFonts w:ascii="Arial" w:cs="Arial" w:eastAsia="Arial" w:hAnsi="Arial"/>
+        </w:rPr>
+        <w:t xml:space="preserve">Not by any client, including an admin. Row-level security denies by default, and we wrote only a select policy for the scans table — no insert, update or delete policy exists, so those operations are forbidden outright. The backend's service key is the only writer, and it only ever inserts.</w:t>
+      </w:r>
+    </w:p>
+    <w:p>
+      <w:pPr>
+        <w:pBdr>
+          <w:left w:val="single" w:color="C8D2DC" w:sz="12" w:space="10"/>
+        </w:pBdr>
+        <w:spacing w:after="200" w:before="60" w:line="288"/>
+        <w:ind w:left="360"/>
+      </w:pPr>
+      <w:r>
+        <w:rPr>
+          <w:rFonts w:ascii="Arial" w:cs="Arial" w:eastAsia="Arial" w:hAnsi="Arial"/>
+          <w:i/>
+          <w:iCs/>
+          <w:color w:val="002045"/>
+        </w:rPr>
         <w:t xml:space="preserve">"Immutability is not a rule we follow. It is a permission that was never granted."</w:t>
       </w:r>
     </w:p>
@@ -7782,6 +8399,43 @@
           <w:rFonts w:ascii="Arial" w:cs="Arial" w:eastAsia="Arial" w:hAnsi="Arial"/>
         </w:rPr>
         <w:t xml:space="preserve"> "Verified and fixable in one toggle — the application layer already assumes the bucket is private."</w:t>
+      </w:r>
+    </w:p>
+    <w:p>
+      <w:pPr>
+        <w:keepNext/>
+        <w:spacing w:after="90" w:before="280"/>
+      </w:pPr>
+      <w:r>
+        <w:rPr>
+          <w:rFonts w:ascii="Arial" w:cs="Arial" w:eastAsia="Arial" w:hAnsi="Arial"/>
+          <w:b/>
+          <w:bCs/>
+          <w:color w:val="141C24"/>
+          <w:sz w:val="22"/>
+          <w:szCs w:val="22"/>
+        </w:rPr>
+        <w:t xml:space="preserve">The legibility advisory cites a description, not a rule number  </w:t>
+      </w:r>
+      <w:r>
+        <w:rPr>
+          <w:rFonts w:ascii="Consolas" w:cs="Consolas" w:eastAsia="Consolas" w:hAnsi="Consolas"/>
+          <w:color w:val="B45309"/>
+          <w:sz w:val="16"/>
+          <w:szCs w:val="16"/>
+        </w:rPr>
+        <w:t xml:space="preserve">[ACKNOWLEDGED]</w:t>
+      </w:r>
+    </w:p>
+    <w:p>
+      <w:pPr>
+        <w:spacing w:after="60" w:before="0" w:line="288"/>
+      </w:pPr>
+      <w:r>
+        <w:rPr>
+          <w:rFonts w:ascii="Arial" w:cs="Arial" w:eastAsia="Arial" w:hAnsi="Arial"/>
+        </w:rPr>
+        <w:t xml:space="preserve">The advisory for small print is referenced as ‘LMPC 2011 — legibility of declarations’ rather than a rule and schedule number. The Rules do prescribe minimum letter heights, but the exact citation has not been confirmed by anyone qualified, and an unverified citation printed on an issued notice is worse than none. There is a comment in the rule engine flagging it for whoever confirms it.</w:t>
       </w:r>
     </w:p>
     <w:p>
@@ -8703,6 +9357,144 @@
               <w:rPr>
                 <w:rFonts w:ascii="Arial" w:cs="Arial" w:eastAsia="Arial" w:hAnsi="Arial"/>
               </w:rPr>
+              <w:t xml:space="preserve">Advisory</w:t>
+            </w:r>
+          </w:p>
+        </w:tc>
+        <w:tc>
+          <w:tcPr>
+            <w:tcW w:type="dxa" w:w="6660"/>
+            <w:tcMar>
+              <w:top w:type="dxa" w:w="90"/>
+              <w:left w:type="dxa" w:w="130"/>
+              <w:bottom w:type="dxa" w:w="90"/>
+              <w:right w:type="dxa" w:w="130"/>
+            </w:tcMar>
+          </w:tcPr>
+          <w:p>
+            <w:pPr>
+              <w:spacing w:after="0" w:line="264"/>
+            </w:pPr>
+            <w:r>
+              <w:rPr>
+                <w:rFonts w:ascii="Arial" w:cs="Arial" w:eastAsia="Arial" w:hAnsi="Arial"/>
+              </w:rPr>
+              <w:t xml:space="preserve">An observation for the officer that is not a rule failure and never changes the compliance status — used where a photograph cannot settle the question.</w:t>
+            </w:r>
+          </w:p>
+        </w:tc>
+      </w:tr>
+      <w:tr>
+        <w:tc>
+          <w:tcPr>
+            <w:tcW w:type="dxa" w:w="2700"/>
+            <w:tcMar>
+              <w:top w:type="dxa" w:w="90"/>
+              <w:left w:type="dxa" w:w="130"/>
+              <w:bottom w:type="dxa" w:w="90"/>
+              <w:right w:type="dxa" w:w="130"/>
+            </w:tcMar>
+          </w:tcPr>
+          <w:p>
+            <w:pPr>
+              <w:spacing w:after="0" w:line="264"/>
+            </w:pPr>
+            <w:r>
+              <w:rPr>
+                <w:rFonts w:ascii="Arial" w:cs="Arial" w:eastAsia="Arial" w:hAnsi="Arial"/>
+              </w:rPr>
+              <w:t xml:space="preserve">Declaration block</w:t>
+            </w:r>
+          </w:p>
+        </w:tc>
+        <w:tc>
+          <w:tcPr>
+            <w:tcW w:type="dxa" w:w="6660"/>
+            <w:tcMar>
+              <w:top w:type="dxa" w:w="90"/>
+              <w:left w:type="dxa" w:w="130"/>
+              <w:bottom w:type="dxa" w:w="90"/>
+              <w:right w:type="dxa" w:w="130"/>
+            </w:tcMar>
+          </w:tcPr>
+          <w:p>
+            <w:pPr>
+              <w:spacing w:after="0" w:line="264"/>
+            </w:pPr>
+            <w:r>
+              <w:rPr>
+                <w:rFonts w:ascii="Arial" w:cs="Arial" w:eastAsia="Arial" w:hAnsi="Arial"/>
+              </w:rPr>
+              <w:t xml:space="preserve">The small combined box in which many packs print MRP, use-by date and lot number together, usually ink-jetted on after the pack was made.</w:t>
+            </w:r>
+          </w:p>
+        </w:tc>
+      </w:tr>
+      <w:tr>
+        <w:tc>
+          <w:tcPr>
+            <w:tcW w:type="dxa" w:w="2700"/>
+            <w:tcMar>
+              <w:top w:type="dxa" w:w="90"/>
+              <w:left w:type="dxa" w:w="130"/>
+              <w:bottom w:type="dxa" w:w="90"/>
+              <w:right w:type="dxa" w:w="130"/>
+            </w:tcMar>
+          </w:tcPr>
+          <w:p>
+            <w:pPr>
+              <w:spacing w:after="0" w:line="264"/>
+            </w:pPr>
+            <w:r>
+              <w:rPr>
+                <w:rFonts w:ascii="Arial" w:cs="Arial" w:eastAsia="Arial" w:hAnsi="Arial"/>
+              </w:rPr>
+              <w:t xml:space="preserve">Media resolution</w:t>
+            </w:r>
+          </w:p>
+        </w:tc>
+        <w:tc>
+          <w:tcPr>
+            <w:tcW w:type="dxa" w:w="6660"/>
+            <w:tcMar>
+              <w:top w:type="dxa" w:w="90"/>
+              <w:left w:type="dxa" w:w="130"/>
+              <w:bottom w:type="dxa" w:w="90"/>
+              <w:right w:type="dxa" w:w="130"/>
+            </w:tcMar>
+          </w:tcPr>
+          <w:p>
+            <w:pPr>
+              <w:spacing w:after="0" w:line="264"/>
+            </w:pPr>
+            <w:r>
+              <w:rPr>
+                <w:rFonts w:ascii="Arial" w:cs="Arial" w:eastAsia="Arial" w:hAnsi="Arial"/>
+              </w:rPr>
+              <w:t xml:space="preserve">How many image tokens the model spends per photograph. Set to high here, which is what makes small print readable.</w:t>
+            </w:r>
+          </w:p>
+        </w:tc>
+      </w:tr>
+      <w:tr>
+        <w:tc>
+          <w:tcPr>
+            <w:tcW w:type="dxa" w:w="2700"/>
+            <w:tcMar>
+              <w:top w:type="dxa" w:w="90"/>
+              <w:left w:type="dxa" w:w="130"/>
+              <w:bottom w:type="dxa" w:w="90"/>
+              <w:right w:type="dxa" w:w="130"/>
+            </w:tcMar>
+          </w:tcPr>
+          <w:p>
+            <w:pPr>
+              <w:spacing w:after="0" w:line="264"/>
+            </w:pPr>
+            <w:r>
+              <w:rPr>
+                <w:rFonts w:ascii="Arial" w:cs="Arial" w:eastAsia="Arial" w:hAnsi="Arial"/>
+              </w:rPr>
               <w:t xml:space="preserve">Improvement Notice</w:t>
             </w:r>
           </w:p>
@@ -8812,7 +9604,7 @@
         <w:rPr>
           <w:rFonts w:ascii="Arial" w:cs="Arial" w:eastAsia="Arial" w:hAnsi="Arial"/>
         </w:rPr>
-        <w:t xml:space="preserve">Have two packages ready: one that is genuinely compliant, and one with an obvious defect — a missing consumer-care block or a price without the tax wording is ideal, because it flags a real rule rather than an empty label.</w:t>
+        <w:t xml:space="preserve">Have three packages ready: one genuinely compliant, one with an obvious defect — a missing consumer-care block or a price without the tax wording is ideal, because it flags a real rule rather than an empty label.</w:t>
       </w:r>
     </w:p>
     <w:p>
@@ -8829,6 +9621,22 @@
           <w:rFonts w:ascii="Arial" w:cs="Arial" w:eastAsia="Arial" w:hAnsi="Arial"/>
         </w:rPr>
         <w:t xml:space="preserve">Sign in on two devices or browsers if you plan to show both roles: an officer and an admin.</w:t>
+      </w:r>
+    </w:p>
+    <w:p>
+      <w:pPr>
+        <w:pStyle w:val="ListParagraph"/>
+        <w:numPr>
+          <w:ilvl w:val="0"/>
+          <w:numId w:val="2"/>
+        </w:numPr>
+        <w:spacing w:after="90" w:line="288"/>
+      </w:pPr>
+      <w:r>
+        <w:rPr>
+          <w:rFonts w:ascii="Arial" w:cs="Arial" w:eastAsia="Arial" w:hAnsi="Arial"/>
+        </w:rPr>
+        <w:t xml:space="preserve">Have a third pack whose MRP/use-by/lot are printed together in one tiny box — that is the advisory demo.</w:t>
       </w:r>
     </w:p>
     <w:p>
@@ -8927,7 +9735,7 @@
         <w:rPr>
           <w:rFonts w:ascii="Arial" w:cs="Arial" w:eastAsia="Arial" w:hAnsi="Arial"/>
         </w:rPr>
-        <w:t xml:space="preserve">Two photographs, pick the category, wait. Read the extracted fields aloud — this is the moment to point out that the officer sees what the machine read, not just its conclusion.</w:t>
+        <w:t xml:space="preserve">Photograph the panels that carry declarations, pick the category, wait. Read the extracted fields aloud — this is the moment to point out that the officer sees what the machine read, not just its conclusion.</w:t>
       </w:r>
     </w:p>
     <w:p>
@@ -8961,6 +9769,39 @@
           <w:rFonts w:ascii="Arial" w:cs="Arial" w:eastAsia="Arial" w:hAnsi="Arial"/>
         </w:rPr>
         <w:t xml:space="preserve">Land on the violation list and say the rule number out loud. "Consumer care details missing — Rule 6(2)." The citation is the credibility.</w:t>
+      </w:r>
+    </w:p>
+    <w:p>
+      <w:pPr>
+        <w:pStyle w:val="ListParagraph"/>
+        <w:keepNext/>
+        <w:numPr>
+          <w:ilvl w:val="0"/>
+          <w:numId w:val="4"/>
+        </w:numPr>
+        <w:spacing w:after="40" w:before="160"/>
+      </w:pPr>
+      <w:r>
+        <w:rPr>
+          <w:rFonts w:ascii="Arial" w:cs="Arial" w:eastAsia="Arial" w:hAnsi="Arial"/>
+          <w:b/>
+          <w:bCs/>
+          <w:sz w:val="21"/>
+          <w:szCs w:val="21"/>
+        </w:rPr>
+        <w:t xml:space="preserve">Show the small-print case</w:t>
+      </w:r>
+    </w:p>
+    <w:p>
+      <w:pPr>
+        <w:spacing w:after="60" w:line="288"/>
+        <w:ind w:left="620"/>
+      </w:pPr>
+      <w:r>
+        <w:rPr>
+          <w:rFonts w:ascii="Arial" w:cs="Arial" w:eastAsia="Arial" w:hAnsi="Arial"/>
+        </w:rPr>
+        <w:t xml:space="preserve">Scan a pack whose MRP, use-by and lot number are crammed into one tiny box, adding a close-up as a third photo. The values come back read, and an advisory appears saying the type is too small to adjudicate from a photograph. This is the most convincing thirty seconds in the demo: the system reports what it cannot prove.</w:t>
       </w:r>
     </w:p>
     <w:p>

--- a/docs/BRIEFING-BOOK.docx
+++ b/docs/BRIEFING-BOOK.docx
@@ -365,7 +365,7 @@
               <w:rPr>
                 <w:rFonts w:ascii="Arial" w:cs="Arial" w:eastAsia="Arial" w:hAnsi="Arial"/>
               </w:rPr>
-              <w:t xml:space="preserve">docs/CODEBOOK.md (line-by-line) · docs/BUILD-JOURNEY.md (how it was built)</w:t>
+              <w:t xml:space="preserve">README.md (orientation) · CLAUDE.md (working context) · docs/SETUP.md · docs/DEPLOY.md</w:t>
             </w:r>
           </w:p>
         </w:tc>
@@ -10409,7 +10409,7 @@
           <w:sz w:val="17"/>
           <w:szCs w:val="17"/>
         </w:rPr>
-        <w:t xml:space="preserve">ParakhMitra briefing book · written against the repository state of 28 August 2026 · companion documents: docs/CODEBOOK.md for line-by-line detail, docs/BUILD-JOURNEY.md for how it was built</w:t>
+        <w:t xml:space="preserve">ParakhMitra briefing book · written against the repository state of 28 August 2026 · orientation in README.md, working context and invariants in CLAUDE.md</w:t>
       </w:r>
     </w:p>
     <w:sectPr>
